--- a/swh/docx/55.content.docx
+++ b/swh/docx/55.content.docx
@@ -19,7 +19,7 @@
         <w:rPr>
           <w:lang w:val="sw_KE" w:bidi="sw_KE"/>
         </w:rPr>
-        <w:t>Resource: Maelezo ya Masomo - Machapisho ya Vitabu (Tyndale)</w:t>
+        <w:t>Resource: Tyndale Open Study Notes</w:t>
       </w:r>
       <w:r>
         <w:rPr>
@@ -112,7 +112,7 @@
         <w:rPr>
           <w:lang w:val="sw_KE" w:bidi="sw_KE"/>
         </w:rPr>
-        <w:t>Maelezo ya Masomo - Machapisho ya Vitabu (Tyndale)</w:t>
+        <w:t>Tyndale Open Study Notes</w:t>
       </w:r>
     </w:p>
     <w:p>

--- a/swh/docx/55.content.docx
+++ b/swh/docx/55.content.docx
@@ -19,7 +19,7 @@
         <w:rPr>
           <w:lang w:val="sw_KE" w:bidi="sw_KE"/>
         </w:rPr>
-        <w:t>Resource: Tyndale Open Study Notes</w:t>
+        <w:t>Resource: Aquifer Open Study Notes (Book Intros)</w:t>
       </w:r>
       <w:r>
         <w:rPr>
@@ -112,7 +112,7 @@
         <w:rPr>
           <w:lang w:val="sw_KE" w:bidi="sw_KE"/>
         </w:rPr>
-        <w:t>Tyndale Open Study Notes</w:t>
+        <w:t>Aquifer Open Study Notes (Book Intros)</w:t>
       </w:r>
     </w:p>
     <w:p>

--- a/swh/docx/55.content.docx
+++ b/swh/docx/55.content.docx
@@ -233,18 +233,12 @@
         </w:rPr>
         <w:t xml:space="preserve">Akiwa gerezani kwa Warumi, Paulo alitambua kwamba alikuwa amefikia mwisho wa safari yake. Maisha yake, yaliyoakisi kifo na ufufuo wa Yesu Kristo, yalikuwa yanakaribia mwisho wake. Hivyo, Paulo alimwagiza mjumbe wake Timotheo kuendeleza kazi yake. Paulo alipokufa mikononi mwa Warumi, barua hii kimsingi ikawa epitafi yake (tazama </w:t>
       </w:r>
-      <w:hyperlink r:id="rId13">
-        <w:r>
-          <w:rPr>
-            <w:lang w:val="sw_KE" w:bidi="sw_KE"/>
-          </w:rPr>
-          <w:rPr>
-            <w:color w:val="0000EE"/>
-            <w:u w:val="single"/>
-          </w:rPr>
-          <w:t>4:7–8</w:t>
-        </w:r>
-      </w:hyperlink>
+      <w:r>
+        <w:rPr>
+          <w:lang w:val="sw_KE" w:bidi="sw_KE"/>
+        </w:rPr>
+        <w:t>4:7–8</w:t>
+      </w:r>
       <w:r>
         <w:rPr>
           <w:lang w:val="sw_KE" w:bidi="sw_KE"/>
@@ -276,198 +270,132 @@
         </w:rPr>
         <w:t>Baada ya Paulo kubadilika (</w:t>
       </w:r>
-      <w:hyperlink r:id="rId14">
-        <w:r>
-          <w:rPr>
-            <w:lang w:val="sw_KE" w:bidi="sw_KE"/>
-          </w:rPr>
-          <w:rPr>
-            <w:color w:val="0000EE"/>
-            <w:u w:val="single"/>
-          </w:rPr>
-          <w:t>Matendo 9:1–19</w:t>
-        </w:r>
-      </w:hyperlink>
+      <w:r>
+        <w:rPr>
+          <w:lang w:val="sw_KE" w:bidi="sw_KE"/>
+        </w:rPr>
+        <w:t>Matendo 9:1–19</w:t>
+      </w:r>
       <w:r>
         <w:rPr>
           <w:lang w:val="sw_KE" w:bidi="sw_KE"/>
         </w:rPr>
         <w:t>), kazi yake kama mtume ilienea kutoka Yerusalemu kuelekea mashariki hadi magharibi kama Italia (</w:t>
       </w:r>
-      <w:hyperlink r:id="rId15">
-        <w:r>
-          <w:rPr>
-            <w:lang w:val="sw_KE" w:bidi="sw_KE"/>
-          </w:rPr>
-          <w:rPr>
-            <w:color w:val="0000EE"/>
-            <w:u w:val="single"/>
-          </w:rPr>
-          <w:t>Matendo 28:30–31</w:t>
-        </w:r>
-      </w:hyperlink>
+      <w:r>
+        <w:rPr>
+          <w:lang w:val="sw_KE" w:bidi="sw_KE"/>
+        </w:rPr>
+        <w:t>Matendo 28:30–31</w:t>
+      </w:r>
       <w:r>
         <w:rPr>
           <w:lang w:val="sw_KE" w:bidi="sw_KE"/>
         </w:rPr>
         <w:t xml:space="preserve">; </w:t>
       </w:r>
-      <w:hyperlink r:id="rId16">
-        <w:r>
-          <w:rPr>
-            <w:lang w:val="sw_KE" w:bidi="sw_KE"/>
-          </w:rPr>
-          <w:rPr>
-            <w:color w:val="0000EE"/>
-            <w:u w:val="single"/>
-          </w:rPr>
-          <w:t>Rom 15:19</w:t>
-        </w:r>
-      </w:hyperlink>
+      <w:r>
+        <w:rPr>
+          <w:lang w:val="sw_KE" w:bidi="sw_KE"/>
+        </w:rPr>
+        <w:t>Rom 15:19</w:t>
+      </w:r>
       <w:r>
         <w:rPr>
           <w:lang w:val="sw_KE" w:bidi="sw_KE"/>
         </w:rPr>
         <w:t>), ikijumuisha muda mwingi katika Asia Ndogo, hasa Efeso (</w:t>
       </w:r>
-      <w:hyperlink r:id="rId17">
-        <w:r>
-          <w:rPr>
-            <w:lang w:val="sw_KE" w:bidi="sw_KE"/>
-          </w:rPr>
-          <w:rPr>
-            <w:color w:val="0000EE"/>
-            <w:u w:val="single"/>
-          </w:rPr>
-          <w:t>Matendo 19:1–20:1</w:t>
-        </w:r>
-      </w:hyperlink>
+      <w:r>
+        <w:rPr>
+          <w:lang w:val="sw_KE" w:bidi="sw_KE"/>
+        </w:rPr>
+        <w:t>Matendo 19:1–20:1</w:t>
+      </w:r>
       <w:r>
         <w:rPr>
           <w:lang w:val="sw_KE" w:bidi="sw_KE"/>
         </w:rPr>
         <w:t xml:space="preserve">; </w:t>
       </w:r>
-      <w:hyperlink r:id="rId18">
-        <w:r>
-          <w:rPr>
-            <w:lang w:val="sw_KE" w:bidi="sw_KE"/>
-          </w:rPr>
-          <w:rPr>
-            <w:color w:val="0000EE"/>
-            <w:u w:val="single"/>
-          </w:rPr>
-          <w:t>20:31</w:t>
-        </w:r>
-      </w:hyperlink>
+      <w:r>
+        <w:rPr>
+          <w:lang w:val="sw_KE" w:bidi="sw_KE"/>
+        </w:rPr>
+        <w:t>20:31</w:t>
+      </w:r>
       <w:r>
         <w:rPr>
           <w:lang w:val="sw_KE" w:bidi="sw_KE"/>
         </w:rPr>
         <w:t>). Kipindi hiki kilimalizika Paulo alipokamatwa Yerusalemu (</w:t>
       </w:r>
-      <w:hyperlink r:id="rId19">
-        <w:r>
-          <w:rPr>
-            <w:lang w:val="sw_KE" w:bidi="sw_KE"/>
-          </w:rPr>
-          <w:rPr>
-            <w:color w:val="0000EE"/>
-            <w:u w:val="single"/>
-          </w:rPr>
-          <w:t>Matendo 21:27–36</w:t>
-        </w:r>
-      </w:hyperlink>
+      <w:r>
+        <w:rPr>
+          <w:lang w:val="sw_KE" w:bidi="sw_KE"/>
+        </w:rPr>
+        <w:t>Matendo 21:27–36</w:t>
+      </w:r>
       <w:r>
         <w:rPr>
           <w:lang w:val="sw_KE" w:bidi="sw_KE"/>
         </w:rPr>
         <w:t>), akazuiliwa Kaisaria (</w:t>
       </w:r>
-      <w:hyperlink r:id="rId20">
-        <w:r>
-          <w:rPr>
-            <w:lang w:val="sw_KE" w:bidi="sw_KE"/>
-          </w:rPr>
-          <w:rPr>
-            <w:color w:val="0000EE"/>
-            <w:u w:val="single"/>
-          </w:rPr>
-          <w:t>Matendo 23:23–26:32</w:t>
-        </w:r>
-      </w:hyperlink>
+      <w:r>
+        <w:rPr>
+          <w:lang w:val="sw_KE" w:bidi="sw_KE"/>
+        </w:rPr>
+        <w:t>Matendo 23:23–26:32</w:t>
+      </w:r>
       <w:r>
         <w:rPr>
           <w:lang w:val="sw_KE" w:bidi="sw_KE"/>
         </w:rPr>
         <w:t>), na kufungwa Rumi (</w:t>
       </w:r>
-      <w:hyperlink r:id="rId21">
-        <w:r>
-          <w:rPr>
-            <w:lang w:val="sw_KE" w:bidi="sw_KE"/>
-          </w:rPr>
-          <w:rPr>
-            <w:color w:val="0000EE"/>
-            <w:u w:val="single"/>
-          </w:rPr>
-          <w:t>Matendo 28:16–31</w:t>
-        </w:r>
-      </w:hyperlink>
+      <w:r>
+        <w:rPr>
+          <w:lang w:val="sw_KE" w:bidi="sw_KE"/>
+        </w:rPr>
+        <w:t>Matendo 28:16–31</w:t>
+      </w:r>
       <w:r>
         <w:rPr>
           <w:lang w:val="sw_KE" w:bidi="sw_KE"/>
         </w:rPr>
         <w:t>). Hatimaye Paulo aliachiliwa, na akaendelea na huduma zaidi. Aliandika 1 Timotheo na Tito wakati huu. Kisha alikamatwa na kufungwa Rumi kwa mara ya pili (</w:t>
       </w:r>
-      <w:hyperlink r:id="rId22">
-        <w:r>
-          <w:rPr>
-            <w:lang w:val="sw_KE" w:bidi="sw_KE"/>
-          </w:rPr>
-          <w:rPr>
-            <w:color w:val="0000EE"/>
-            <w:u w:val="single"/>
-          </w:rPr>
-          <w:t>1:8</w:t>
-        </w:r>
-      </w:hyperlink>
+      <w:r>
+        <w:rPr>
+          <w:lang w:val="sw_KE" w:bidi="sw_KE"/>
+        </w:rPr>
+        <w:t>1:8</w:t>
+      </w:r>
       <w:r>
         <w:rPr>
           <w:lang w:val="sw_KE" w:bidi="sw_KE"/>
         </w:rPr>
         <w:t xml:space="preserve">, </w:t>
       </w:r>
-      <w:hyperlink r:id="rId23">
-        <w:r>
-          <w:rPr>
-            <w:lang w:val="sw_KE" w:bidi="sw_KE"/>
-          </w:rPr>
-          <w:rPr>
-            <w:color w:val="0000EE"/>
-            <w:u w:val="single"/>
-          </w:rPr>
-          <w:t>16–17</w:t>
-        </w:r>
-      </w:hyperlink>
+      <w:r>
+        <w:rPr>
+          <w:lang w:val="sw_KE" w:bidi="sw_KE"/>
+        </w:rPr>
+        <w:t>16–17</w:t>
+      </w:r>
       <w:r>
         <w:rPr>
           <w:lang w:val="sw_KE" w:bidi="sw_KE"/>
         </w:rPr>
         <w:t xml:space="preserve">; </w:t>
       </w:r>
-      <w:hyperlink r:id="rId24">
-        <w:r>
-          <w:rPr>
-            <w:lang w:val="sw_KE" w:bidi="sw_KE"/>
-          </w:rPr>
-          <w:rPr>
-            <w:color w:val="0000EE"/>
-            <w:u w:val="single"/>
-          </w:rPr>
-          <w:t>2:9</w:t>
-        </w:r>
-      </w:hyperlink>
+      <w:r>
+        <w:rPr>
+          <w:lang w:val="sw_KE" w:bidi="sw_KE"/>
+        </w:rPr>
+        <w:t>2:9</w:t>
+      </w:r>
       <w:r>
         <w:rPr>
           <w:lang w:val="sw_KE" w:bidi="sw_KE"/>
@@ -488,54 +416,36 @@
         </w:rPr>
         <w:t xml:space="preserve">Barua hii, iliyandikwa kutoka gerezani huko Rumi, ilifika katika kipindi cha mwisho cha maisha ya Paulo (tazama </w:t>
       </w:r>
-      <w:hyperlink r:id="rId25">
-        <w:r>
-          <w:rPr>
-            <w:lang w:val="sw_KE" w:bidi="sw_KE"/>
-          </w:rPr>
-          <w:rPr>
-            <w:color w:val="0000EE"/>
-            <w:u w:val="single"/>
-          </w:rPr>
-          <w:t>4:6–18</w:t>
-        </w:r>
-      </w:hyperlink>
+      <w:r>
+        <w:rPr>
+          <w:lang w:val="sw_KE" w:bidi="sw_KE"/>
+        </w:rPr>
+        <w:t>4:6–18</w:t>
+      </w:r>
       <w:r>
         <w:rPr>
           <w:lang w:val="sw_KE" w:bidi="sw_KE"/>
         </w:rPr>
         <w:t>). Iliandikwa kwa Timotheo, mfanyakazi mwaminifu na mjumbe wa Paulo. Wakati huo, Timotheo alikuwa katika jimbo la Asia, labda huko Efeso (</w:t>
       </w:r>
-      <w:hyperlink r:id="rId26">
-        <w:r>
-          <w:rPr>
-            <w:lang w:val="sw_KE" w:bidi="sw_KE"/>
-          </w:rPr>
-          <w:rPr>
-            <w:color w:val="0000EE"/>
-            <w:u w:val="single"/>
-          </w:rPr>
-          <w:t>4:13</w:t>
-        </w:r>
-      </w:hyperlink>
+      <w:r>
+        <w:rPr>
+          <w:lang w:val="sw_KE" w:bidi="sw_KE"/>
+        </w:rPr>
+        <w:t>4:13</w:t>
+      </w:r>
       <w:r>
         <w:rPr>
           <w:lang w:val="sw_KE" w:bidi="sw_KE"/>
         </w:rPr>
         <w:t xml:space="preserve">, </w:t>
       </w:r>
-      <w:hyperlink r:id="rId27">
-        <w:r>
-          <w:rPr>
-            <w:lang w:val="sw_KE" w:bidi="sw_KE"/>
-          </w:rPr>
-          <w:rPr>
-            <w:color w:val="0000EE"/>
-            <w:u w:val="single"/>
-          </w:rPr>
-          <w:t>19</w:t>
-        </w:r>
-      </w:hyperlink>
+      <w:r>
+        <w:rPr>
+          <w:lang w:val="sw_KE" w:bidi="sw_KE"/>
+        </w:rPr>
+        <w:t>19</w:t>
+      </w:r>
       <w:r>
         <w:rPr>
           <w:lang w:val="sw_KE" w:bidi="sw_KE"/>
@@ -567,54 +477,36 @@
         </w:rPr>
         <w:t>Baada ya salamu za jadi (</w:t>
       </w:r>
-      <w:hyperlink r:id="rId28">
-        <w:r>
-          <w:rPr>
-            <w:lang w:val="sw_KE" w:bidi="sw_KE"/>
-          </w:rPr>
-          <w:rPr>
-            <w:color w:val="0000EE"/>
-            <w:u w:val="single"/>
-          </w:rPr>
-          <w:t>1:1–2</w:t>
-        </w:r>
-      </w:hyperlink>
+      <w:r>
+        <w:rPr>
+          <w:lang w:val="sw_KE" w:bidi="sw_KE"/>
+        </w:rPr>
+        <w:t>1:1–2</w:t>
+      </w:r>
       <w:r>
         <w:rPr>
           <w:lang w:val="sw_KE" w:bidi="sw_KE"/>
         </w:rPr>
         <w:t>), shukrani, na maombi (</w:t>
       </w:r>
-      <w:hyperlink r:id="rId29">
-        <w:r>
-          <w:rPr>
-            <w:lang w:val="sw_KE" w:bidi="sw_KE"/>
-          </w:rPr>
-          <w:rPr>
-            <w:color w:val="0000EE"/>
-            <w:u w:val="single"/>
-          </w:rPr>
-          <w:t>1:3–4</w:t>
-        </w:r>
-      </w:hyperlink>
+      <w:r>
+        <w:rPr>
+          <w:lang w:val="sw_KE" w:bidi="sw_KE"/>
+        </w:rPr>
+        <w:t>1:3–4</w:t>
+      </w:r>
       <w:r>
         <w:rPr>
           <w:lang w:val="sw_KE" w:bidi="sw_KE"/>
         </w:rPr>
         <w:t>), Paulo anamwagiza Timotheo kuteseka pamoja naye kwa ajili ya Habari Njema (</w:t>
       </w:r>
-      <w:hyperlink r:id="rId30">
-        <w:r>
-          <w:rPr>
-            <w:lang w:val="sw_KE" w:bidi="sw_KE"/>
-          </w:rPr>
-          <w:rPr>
-            <w:color w:val="0000EE"/>
-            <w:u w:val="single"/>
-          </w:rPr>
-          <w:t>1:5–18</w:t>
-        </w:r>
-      </w:hyperlink>
+      <w:r>
+        <w:rPr>
+          <w:lang w:val="sw_KE" w:bidi="sw_KE"/>
+        </w:rPr>
+        <w:t>1:5–18</w:t>
+      </w:r>
       <w:r>
         <w:rPr>
           <w:lang w:val="sw_KE" w:bidi="sw_KE"/>
@@ -635,36 +527,24 @@
         </w:rPr>
         <w:t>Paulo anamwagiza Timotheo tena (</w:t>
       </w:r>
-      <w:hyperlink r:id="rId31">
-        <w:r>
-          <w:rPr>
-            <w:lang w:val="sw_KE" w:bidi="sw_KE"/>
-          </w:rPr>
-          <w:rPr>
-            <w:color w:val="0000EE"/>
-            <w:u w:val="single"/>
-          </w:rPr>
-          <w:t>2:1–13</w:t>
-        </w:r>
-      </w:hyperlink>
+      <w:r>
+        <w:rPr>
+          <w:lang w:val="sw_KE" w:bidi="sw_KE"/>
+        </w:rPr>
+        <w:t>2:1–13</w:t>
+      </w:r>
       <w:r>
         <w:rPr>
           <w:lang w:val="sw_KE" w:bidi="sw_KE"/>
         </w:rPr>
         <w:t>) kuwa na nguvu na kuvumilia mateso pamoja naye. Aidha, utiifu wa Timotheo unapaswa kuchochewa na kutafakari juu ya Habari Njema na mfano wa Paulo. Paulo anamfundisha Timotheo jinsi ya kuendesha huduma yake miongoni mwa walimu wa uongo (</w:t>
       </w:r>
-      <w:hyperlink r:id="rId32">
-        <w:r>
-          <w:rPr>
-            <w:lang w:val="sw_KE" w:bidi="sw_KE"/>
-          </w:rPr>
-          <w:rPr>
-            <w:color w:val="0000EE"/>
-            <w:u w:val="single"/>
-          </w:rPr>
-          <w:t>2:14–26</w:t>
-        </w:r>
-      </w:hyperlink>
+      <w:r>
+        <w:rPr>
+          <w:lang w:val="sw_KE" w:bidi="sw_KE"/>
+        </w:rPr>
+        <w:t>2:14–26</w:t>
+      </w:r>
       <w:r>
         <w:rPr>
           <w:lang w:val="sw_KE" w:bidi="sw_KE"/>
@@ -685,18 +565,12 @@
         </w:rPr>
         <w:t>Kisha mtazamo unapanuka kuweka jukumu la Timotheo katika muktadha wa siku za mwisho (</w:t>
       </w:r>
-      <w:hyperlink r:id="rId33">
-        <w:r>
-          <w:rPr>
-            <w:lang w:val="sw_KE" w:bidi="sw_KE"/>
-          </w:rPr>
-          <w:rPr>
-            <w:color w:val="0000EE"/>
-            <w:u w:val="single"/>
-          </w:rPr>
-          <w:t>3:1–4:8</w:t>
-        </w:r>
-      </w:hyperlink>
+      <w:r>
+        <w:rPr>
+          <w:lang w:val="sw_KE" w:bidi="sw_KE"/>
+        </w:rPr>
+        <w:t>3:1–4:8</w:t>
+      </w:r>
       <w:r>
         <w:rPr>
           <w:lang w:val="sw_KE" w:bidi="sw_KE"/>
@@ -717,54 +591,36 @@
         </w:rPr>
         <w:t>Barua inahitimishwa na ombi kwa Timotheo kuja Rumi haraka iwezekanavyo (</w:t>
       </w:r>
-      <w:hyperlink r:id="rId34">
-        <w:r>
-          <w:rPr>
-            <w:lang w:val="sw_KE" w:bidi="sw_KE"/>
-          </w:rPr>
-          <w:rPr>
-            <w:color w:val="0000EE"/>
-            <w:u w:val="single"/>
-          </w:rPr>
-          <w:t>4:9–18</w:t>
-        </w:r>
-      </w:hyperlink>
+      <w:r>
+        <w:rPr>
+          <w:lang w:val="sw_KE" w:bidi="sw_KE"/>
+        </w:rPr>
+        <w:t>4:9–18</w:t>
+      </w:r>
       <w:r>
         <w:rPr>
           <w:lang w:val="sw_KE" w:bidi="sw_KE"/>
         </w:rPr>
         <w:t>). Paulo anatoa salamu, taarifa, na msisitizo wa mwisho kwa Timotheo kufanya safari yake kwenda Rumi kabla ya majira ya baridi (</w:t>
       </w:r>
-      <w:hyperlink r:id="rId35">
-        <w:r>
-          <w:rPr>
-            <w:lang w:val="sw_KE" w:bidi="sw_KE"/>
-          </w:rPr>
-          <w:rPr>
-            <w:color w:val="0000EE"/>
-            <w:u w:val="single"/>
-          </w:rPr>
-          <w:t>4:19–21</w:t>
-        </w:r>
-      </w:hyperlink>
+      <w:r>
+        <w:rPr>
+          <w:lang w:val="sw_KE" w:bidi="sw_KE"/>
+        </w:rPr>
+        <w:t>4:19–21</w:t>
+      </w:r>
       <w:r>
         <w:rPr>
           <w:lang w:val="sw_KE" w:bidi="sw_KE"/>
         </w:rPr>
         <w:t>). Kisha Paulo anahitimisha kwa baraka (</w:t>
       </w:r>
-      <w:hyperlink r:id="rId36">
-        <w:r>
-          <w:rPr>
-            <w:lang w:val="sw_KE" w:bidi="sw_KE"/>
-          </w:rPr>
-          <w:rPr>
-            <w:color w:val="0000EE"/>
-            <w:u w:val="single"/>
-          </w:rPr>
-          <w:t>4:22</w:t>
-        </w:r>
-      </w:hyperlink>
+      <w:r>
+        <w:rPr>
+          <w:lang w:val="sw_KE" w:bidi="sw_KE"/>
+        </w:rPr>
+        <w:t>4:22</w:t>
+      </w:r>
       <w:r>
         <w:rPr>
           <w:lang w:val="sw_KE" w:bidi="sw_KE"/>
@@ -796,18 +652,12 @@
         </w:rPr>
         <w:t>Inawezekana kwamba 2 Timotheo iliandikwa wakati wa kifungo cha kwanza cha Paulo huko Rumi (</w:t>
       </w:r>
-      <w:hyperlink r:id="rId37">
-        <w:r>
-          <w:rPr>
-            <w:lang w:val="sw_KE" w:bidi="sw_KE"/>
-          </w:rPr>
-          <w:rPr>
-            <w:color w:val="0000EE"/>
-            <w:u w:val="single"/>
-          </w:rPr>
-          <w:t>Matendo 28:1–31</w:t>
-        </w:r>
-      </w:hyperlink>
+      <w:r>
+        <w:rPr>
+          <w:lang w:val="sw_KE" w:bidi="sw_KE"/>
+        </w:rPr>
+        <w:t>Matendo 28:1–31</w:t>
+      </w:r>
       <w:r>
         <w:rPr>
           <w:lang w:val="sw_KE" w:bidi="sw_KE"/>
@@ -851,234 +701,156 @@
         </w:rPr>
         <w:t>Hatujui maelezo ya kukamatwa kwa mara ya pili kwa Paulo. Inawezekana Iskanda (</w:t>
       </w:r>
-      <w:hyperlink r:id="rId38">
-        <w:r>
-          <w:rPr>
-            <w:lang w:val="sw_KE" w:bidi="sw_KE"/>
-          </w:rPr>
-          <w:rPr>
-            <w:color w:val="0000EE"/>
-            <w:u w:val="single"/>
-          </w:rPr>
-          <w:t>4:14–15</w:t>
-        </w:r>
-      </w:hyperlink>
+      <w:r>
+        <w:rPr>
+          <w:lang w:val="sw_KE" w:bidi="sw_KE"/>
+        </w:rPr>
+        <w:t>4:14–15</w:t>
+      </w:r>
       <w:r>
         <w:rPr>
           <w:lang w:val="sw_KE" w:bidi="sw_KE"/>
         </w:rPr>
         <w:t>), mzushi ambaye Paulo alikuwa amemwadhibu awali (</w:t>
       </w:r>
-      <w:hyperlink r:id="rId39">
-        <w:r>
-          <w:rPr>
-            <w:lang w:val="sw_KE" w:bidi="sw_KE"/>
-          </w:rPr>
-          <w:rPr>
-            <w:color w:val="0000EE"/>
-            <w:u w:val="single"/>
-          </w:rPr>
-          <w:t>1 Tim 1:20</w:t>
-        </w:r>
-      </w:hyperlink>
+      <w:r>
+        <w:rPr>
+          <w:lang w:val="sw_KE" w:bidi="sw_KE"/>
+        </w:rPr>
+        <w:t>1 Tim 1:20</w:t>
+      </w:r>
       <w:r>
         <w:rPr>
           <w:lang w:val="sw_KE" w:bidi="sw_KE"/>
         </w:rPr>
         <w:t xml:space="preserve">), alihusika katika kukamatwa kwake (tazama </w:t>
       </w:r>
-      <w:hyperlink r:id="rId40">
-        <w:r>
-          <w:rPr>
-            <w:lang w:val="sw_KE" w:bidi="sw_KE"/>
-          </w:rPr>
-          <w:rPr>
-            <w:color w:val="0000EE"/>
-            <w:u w:val="single"/>
-          </w:rPr>
-          <w:t>2 Tim 4:16–18</w:t>
-        </w:r>
-      </w:hyperlink>
+      <w:r>
+        <w:rPr>
+          <w:lang w:val="sw_KE" w:bidi="sw_KE"/>
+        </w:rPr>
+        <w:t>2 Tim 4:16–18</w:t>
+      </w:r>
       <w:r>
         <w:rPr>
           <w:lang w:val="sw_KE" w:bidi="sw_KE"/>
         </w:rPr>
         <w:t xml:space="preserve">). Inawezekana ilitokea Asia Ndogo (tazama </w:t>
       </w:r>
-      <w:hyperlink r:id="rId41">
-        <w:r>
-          <w:rPr>
-            <w:lang w:val="sw_KE" w:bidi="sw_KE"/>
-          </w:rPr>
-          <w:rPr>
-            <w:color w:val="0000EE"/>
-            <w:u w:val="single"/>
-          </w:rPr>
-          <w:t>1:15</w:t>
-        </w:r>
-      </w:hyperlink>
+      <w:r>
+        <w:rPr>
+          <w:lang w:val="sw_KE" w:bidi="sw_KE"/>
+        </w:rPr>
+        <w:t>1:15</w:t>
+      </w:r>
       <w:r>
         <w:rPr>
           <w:lang w:val="sw_KE" w:bidi="sw_KE"/>
         </w:rPr>
         <w:t>); ikiwa ni hivyo, wapinzani wazushi wa Paulo—walimu wa uongo waliotajwa katika 1 Timotheo na Tito—hawakuwa wakitoa vitisho vya bure. Mapambano ambayo Paulo na Timotheo walihusika (</w:t>
       </w:r>
-      <w:hyperlink r:id="rId42">
-        <w:r>
-          <w:rPr>
-            <w:lang w:val="sw_KE" w:bidi="sw_KE"/>
-          </w:rPr>
-          <w:rPr>
-            <w:color w:val="0000EE"/>
-            <w:u w:val="single"/>
-          </w:rPr>
-          <w:t>2 Tim 2:3</w:t>
-        </w:r>
-      </w:hyperlink>
+      <w:r>
+        <w:rPr>
+          <w:lang w:val="sw_KE" w:bidi="sw_KE"/>
+        </w:rPr>
+        <w:t>2 Tim 2:3</w:t>
+      </w:r>
       <w:r>
         <w:rPr>
           <w:lang w:val="sw_KE" w:bidi="sw_KE"/>
         </w:rPr>
         <w:t xml:space="preserve">; </w:t>
       </w:r>
-      <w:hyperlink r:id="rId43">
-        <w:r>
-          <w:rPr>
-            <w:lang w:val="sw_KE" w:bidi="sw_KE"/>
-          </w:rPr>
-          <w:rPr>
-            <w:color w:val="0000EE"/>
-            <w:u w:val="single"/>
-          </w:rPr>
-          <w:t>4:7</w:t>
-        </w:r>
-      </w:hyperlink>
+      <w:r>
+        <w:rPr>
+          <w:lang w:val="sw_KE" w:bidi="sw_KE"/>
+        </w:rPr>
+        <w:t>4:7</w:t>
+      </w:r>
       <w:r>
         <w:rPr>
           <w:lang w:val="sw_KE" w:bidi="sw_KE"/>
         </w:rPr>
         <w:t xml:space="preserve">; tazama pia </w:t>
       </w:r>
-      <w:hyperlink r:id="rId44">
-        <w:r>
-          <w:rPr>
-            <w:lang w:val="sw_KE" w:bidi="sw_KE"/>
-          </w:rPr>
-          <w:rPr>
-            <w:color w:val="0000EE"/>
-            <w:u w:val="single"/>
-          </w:rPr>
-          <w:t>1 Tim 1:18</w:t>
-        </w:r>
-      </w:hyperlink>
+      <w:r>
+        <w:rPr>
+          <w:lang w:val="sw_KE" w:bidi="sw_KE"/>
+        </w:rPr>
+        <w:t>1 Tim 1:18</w:t>
+      </w:r>
       <w:r>
         <w:rPr>
           <w:lang w:val="sw_KE" w:bidi="sw_KE"/>
         </w:rPr>
         <w:t xml:space="preserve">; </w:t>
       </w:r>
-      <w:hyperlink r:id="rId45">
-        <w:r>
-          <w:rPr>
-            <w:lang w:val="sw_KE" w:bidi="sw_KE"/>
-          </w:rPr>
-          <w:rPr>
-            <w:color w:val="0000EE"/>
-            <w:u w:val="single"/>
-          </w:rPr>
-          <w:t>6:12</w:t>
-        </w:r>
-      </w:hyperlink>
+      <w:r>
+        <w:rPr>
+          <w:lang w:val="sw_KE" w:bidi="sw_KE"/>
+        </w:rPr>
+        <w:t>6:12</w:t>
+      </w:r>
       <w:r>
         <w:rPr>
           <w:lang w:val="sw_KE" w:bidi="sw_KE"/>
         </w:rPr>
         <w:t>) hayakuwa ya mfano au ya kiroho tu. Maelekezo juu ya maombi kwa viongozi wa kiraia (</w:t>
       </w:r>
-      <w:hyperlink r:id="rId46">
-        <w:r>
-          <w:rPr>
-            <w:lang w:val="sw_KE" w:bidi="sw_KE"/>
-          </w:rPr>
-          <w:rPr>
-            <w:color w:val="0000EE"/>
-            <w:u w:val="single"/>
-          </w:rPr>
-          <w:t>1 Tim 2:1–7</w:t>
-        </w:r>
-      </w:hyperlink>
+      <w:r>
+        <w:rPr>
+          <w:lang w:val="sw_KE" w:bidi="sw_KE"/>
+        </w:rPr>
+        <w:t>1 Tim 2:1–7</w:t>
+      </w:r>
       <w:r>
         <w:rPr>
           <w:lang w:val="sw_KE" w:bidi="sw_KE"/>
         </w:rPr>
         <w:t xml:space="preserve">; linganisha </w:t>
       </w:r>
-      <w:hyperlink r:id="rId47">
-        <w:r>
-          <w:rPr>
-            <w:lang w:val="sw_KE" w:bidi="sw_KE"/>
-          </w:rPr>
-          <w:rPr>
-            <w:color w:val="0000EE"/>
-            <w:u w:val="single"/>
-          </w:rPr>
-          <w:t>Tito 3:1</w:t>
-        </w:r>
-      </w:hyperlink>
+      <w:r>
+        <w:rPr>
+          <w:lang w:val="sw_KE" w:bidi="sw_KE"/>
+        </w:rPr>
+        <w:t>Tito 3:1</w:t>
+      </w:r>
       <w:r>
         <w:rPr>
           <w:lang w:val="sw_KE" w:bidi="sw_KE"/>
         </w:rPr>
         <w:t>) yanaweza kueleweka kama yanahusiana na matatizo makubwa yaliyoletwa kwa makanisa na walimu wa uongo, matatizo ambayo yalisababisha kukamatwa kwa mwisho kwa Paulo na kuuawa kwa ajili ya Habari Njema. Walimu wa uongo bado walikuwa wakizunguka (</w:t>
       </w:r>
-      <w:hyperlink r:id="rId48">
-        <w:r>
-          <w:rPr>
-            <w:lang w:val="sw_KE" w:bidi="sw_KE"/>
-          </w:rPr>
-          <w:rPr>
-            <w:color w:val="0000EE"/>
-            <w:u w:val="single"/>
-          </w:rPr>
-          <w:t>2 Tim 2:14–3:9</w:t>
-        </w:r>
-      </w:hyperlink>
+      <w:r>
+        <w:rPr>
+          <w:lang w:val="sw_KE" w:bidi="sw_KE"/>
+        </w:rPr>
+        <w:t>2 Tim 2:14–3:9</w:t>
+      </w:r>
       <w:r>
         <w:rPr>
           <w:lang w:val="sw_KE" w:bidi="sw_KE"/>
         </w:rPr>
         <w:t xml:space="preserve">; </w:t>
       </w:r>
-      <w:hyperlink r:id="rId38">
-        <w:r>
-          <w:rPr>
-            <w:lang w:val="sw_KE" w:bidi="sw_KE"/>
-          </w:rPr>
-          <w:rPr>
-            <w:color w:val="0000EE"/>
-            <w:u w:val="single"/>
-          </w:rPr>
-          <w:t>4:14–15</w:t>
-        </w:r>
-      </w:hyperlink>
+      <w:r>
+        <w:rPr>
+          <w:lang w:val="sw_KE" w:bidi="sw_KE"/>
+        </w:rPr>
+        <w:t>4:14–15</w:t>
+      </w:r>
       <w:r>
         <w:rPr>
           <w:lang w:val="sw_KE" w:bidi="sw_KE"/>
         </w:rPr>
         <w:t>). Paulo aliona huduma yake kama imekamilika na alijua kuwa kifo chake kilikuwa karibu (</w:t>
       </w:r>
-      <w:hyperlink r:id="rId49">
-        <w:r>
-          <w:rPr>
-            <w:lang w:val="sw_KE" w:bidi="sw_KE"/>
-          </w:rPr>
-          <w:rPr>
-            <w:color w:val="0000EE"/>
-            <w:u w:val="single"/>
-          </w:rPr>
-          <w:t>4:6–8</w:t>
-        </w:r>
-      </w:hyperlink>
+      <w:r>
+        <w:rPr>
+          <w:lang w:val="sw_KE" w:bidi="sw_KE"/>
+        </w:rPr>
+        <w:t>4:6–8</w:t>
+      </w:r>
       <w:r>
         <w:rPr>
           <w:lang w:val="sw_KE" w:bidi="sw_KE"/>
@@ -1110,18 +882,12 @@
         </w:rPr>
         <w:t>Mtume Paulo hakuwa tu ametangaza Habari Njema ya kifo na ufufuo wa Yesu Kristo; aliishi kwa mfano wake binafsi. Habari Njema inazalisha mtindo wa maisha anayobeba msalaba na kumfuata Yesu katika nguvu ya uzima wa ufufuo wake. Paulo alikuwa ameiga maisha yake baada ya Kristo, na sasa kifo chake kilikuwa karibu. Kazi ya Mungu itakamilika hadi siku ya kurudi kwa Kristo (</w:t>
       </w:r>
-      <w:hyperlink r:id="rId50">
-        <w:r>
-          <w:rPr>
-            <w:lang w:val="sw_KE" w:bidi="sw_KE"/>
-          </w:rPr>
-          <w:rPr>
-            <w:color w:val="0000EE"/>
-            <w:u w:val="single"/>
-          </w:rPr>
-          <w:t>1:12</w:t>
-        </w:r>
-      </w:hyperlink>
+      <w:r>
+        <w:rPr>
+          <w:lang w:val="sw_KE" w:bidi="sw_KE"/>
+        </w:rPr>
+        <w:t>1:12</w:t>
+      </w:r>
       <w:r>
         <w:rPr>
           <w:lang w:val="sw_KE" w:bidi="sw_KE"/>
